--- a/files/bio_jul26.docx
+++ b/files/bio_jul26.docx
@@ -81,14 +81,43 @@
           <w:szCs w:val="27"/>
         </w:rPr>
       </w:pPr>
-      <w:r>
-        <w:rPr>
-          <w:rFonts w:ascii="Roboto" w:hAnsi="Roboto"/>
-          <w:color w:val="494E52"/>
-          <w:sz w:val="27"/>
-          <w:szCs w:val="27"/>
-        </w:rPr>
-        <w:t xml:space="preserve">Her work has been published in the </w:t>
+      <w:proofErr w:type="spellStart"/>
+      <w:r>
+        <w:rPr>
+          <w:rFonts w:ascii="Roboto" w:hAnsi="Roboto"/>
+          <w:color w:val="494E52"/>
+          <w:sz w:val="27"/>
+          <w:szCs w:val="27"/>
+        </w:rPr>
+        <w:t>Sikorskaya</w:t>
+      </w:r>
+      <w:r>
+        <w:rPr>
+          <w:rFonts w:ascii="Roboto" w:hAnsi="Roboto"/>
+          <w:color w:val="494E52"/>
+          <w:sz w:val="27"/>
+          <w:szCs w:val="27"/>
+        </w:rPr>
+        <w:t>’s</w:t>
+      </w:r>
+      <w:proofErr w:type="spellEnd"/>
+      <w:r>
+        <w:rPr>
+          <w:rFonts w:ascii="Roboto" w:hAnsi="Roboto"/>
+          <w:color w:val="494E52"/>
+          <w:sz w:val="27"/>
+          <w:szCs w:val="27"/>
+        </w:rPr>
+        <w:t xml:space="preserve"> </w:t>
+      </w:r>
+      <w:r>
+        <w:rPr>
+          <w:rFonts w:ascii="Roboto" w:hAnsi="Roboto"/>
+          <w:color w:val="494E52"/>
+          <w:sz w:val="27"/>
+          <w:szCs w:val="27"/>
+        </w:rPr>
+        <w:t xml:space="preserve">work has been published in the </w:t>
       </w:r>
       <w:r>
         <w:rPr>
@@ -197,7 +226,25 @@
           <w:sz w:val="27"/>
           <w:szCs w:val="27"/>
         </w:rPr>
-        <w:t xml:space="preserve">Before joining Chicago Booth, she earned her PhD </w:t>
+        <w:t xml:space="preserve">Before joining Chicago Booth, </w:t>
+      </w:r>
+      <w:r>
+        <w:rPr>
+          <w:rFonts w:ascii="Roboto" w:hAnsi="Roboto"/>
+          <w:color w:val="494E52"/>
+          <w:sz w:val="27"/>
+          <w:szCs w:val="27"/>
+        </w:rPr>
+        <w:t xml:space="preserve">Sikorskaya </w:t>
+      </w:r>
+      <w:r>
+        <w:rPr>
+          <w:rFonts w:ascii="Roboto" w:hAnsi="Roboto"/>
+          <w:color w:val="494E52"/>
+          <w:sz w:val="27"/>
+          <w:szCs w:val="27"/>
+        </w:rPr>
+        <w:t xml:space="preserve">earned her PhD </w:t>
       </w:r>
       <w:r>
         <w:rPr>
